--- a/public/templates/official/translado/memorando-autorizacao-translado.docx
+++ b/public/templates/official/translado/memorando-autorizacao-translado.docx
@@ -123,9 +123,7 @@
               <w:jc w:val="left"/>
             </w:pPr>
             <w:r>
-              <w:rPr>
-                <w:sz w:val="15"/>
-              </w:rPr>
+              <w:rPr/>
               <w:t>{{nomeResp}}</w:t>
             </w:r>
             <w:r>
@@ -204,9 +202,7 @@
               <w:jc w:val="left"/>
             </w:pPr>
             <w:r>
-              <w:rPr>
-                <w:sz w:val="15"/>
-              </w:rPr>
+              <w:rPr/>
               <w:t>{{cpfResp}}</w:t>
             </w:r>
             <w:r>
@@ -285,9 +281,7 @@
               <w:jc w:val="left"/>
             </w:pPr>
             <w:r>
-              <w:rPr>
-                <w:sz w:val="15"/>
-              </w:rPr>
+              <w:rPr/>
               <w:t>{{nomeFal}}</w:t>
             </w:r>
             <w:r>
@@ -366,9 +360,7 @@
               <w:jc w:val="left"/>
             </w:pPr>
             <w:r>
-              <w:rPr>
-                <w:sz w:val="15"/>
-              </w:rPr>
+              <w:rPr/>
               <w:t>{{origem}}</w:t>
             </w:r>
             <w:r>
@@ -447,9 +439,7 @@
               <w:jc w:val="left"/>
             </w:pPr>
             <w:r>
-              <w:rPr>
-                <w:sz w:val="15"/>
-              </w:rPr>
+              <w:rPr/>
               <w:t>{{destino}}</w:t>
             </w:r>
             <w:r>
@@ -487,8 +477,6 @@
       <w:r>
         <w:rPr>
           <w:rFonts w:ascii="Arial" w:hAnsi="Arial"/>
-          <w:color w:val="1F2937"/>
-          <w:sz w:val="15"/>
         </w:rPr>
         <w:t>São Paulo, {{dataExt}}.</w:t>
       </w:r>
@@ -953,9 +941,7 @@
             <w:spacing w:after="60"/>
           </w:pPr>
           <w:r>
-            <w:rPr>
-              <w:sz w:val="15"/>
-            </w:rPr>
+            <w:rPr/>
             <w:t>{{origem}}</w:t>
           </w:r>
           <w:r>

--- a/public/templates/official/translado/memorando-autorizacao-translado.docx
+++ b/public/templates/official/translado/memorando-autorizacao-translado.docx
@@ -477,6 +477,8 @@
       <w:r>
         <w:rPr>
           <w:rFonts w:ascii="Arial" w:hAnsi="Arial"/>
+          <w:sz w:val="18"/>
+          <w:szCs w:val="18"/>
         </w:rPr>
         <w:t>São Paulo, {{dataExt}}.</w:t>
       </w:r>
